--- a/zaini_case_audit_output/outputs/word/documents/064_طلب التماس 20-10-2025 ـ ناجز (صورة).docx
+++ b/zaini_case_audit_output/outputs/word/documents/064_طلب التماس 20-10-2025 ـ ناجز (صورة).docx
@@ -53,6 +53,20 @@
         <w:t>[مخرج آلي / Script Output - سماوي]  [مخرج آلي يحتاج مراجعة بشرية - وردي]</w:t>
       </w:r>
     </w:p>
+    <w:p>
+      <w:pPr>
+        <w:jc w:val="right"/>
+        <w:bidi/>
+      </w:pPr>
+      <w:r>
+        <w:rPr>
+          <w:b w:val="0"/>
+          <w:i/>
+          <w:color w:val="C00000"/>
+        </w:rPr>
+        <w:t>[نص ممسوح OCR صُحِّح ترتيبه آلياً — قد يحتوي أخطاء طفيفة]</w:t>
+      </w:r>
+    </w:p>
     <w:p/>
     <w:p>
       <w:pPr>
@@ -90,7 +104,7 @@
           <w:b w:val="0"/>
           <w:i w:val="0"/>
         </w:rPr>
-        <w:t>حالة الطلب</w:t>
+        <w:t>بلطلا ةلاح</w:t>
       </w:r>
     </w:p>
     <w:p>
@@ -194,7 +208,7 @@
           <w:b w:val="0"/>
           <w:i w:val="0"/>
         </w:rPr>
-        <w:t>الدرجة الأولى</w:t>
+        <w:t>ىلوألا ةجردلا</w:t>
       </w:r>
     </w:p>
     <w:sectPr>

--- a/zaini_case_audit_output/outputs/word/documents/064_طلب التماس 20-10-2025 ـ ناجز (صورة).docx
+++ b/zaini_case_audit_output/outputs/word/documents/064_طلب التماس 20-10-2025 ـ ناجز (صورة).docx
@@ -70,14 +70,13 @@
     <w:p/>
     <w:p>
       <w:pPr>
+        <w:pStyle w:val="Heading2"/>
         <w:jc w:val="right"/>
         <w:bidi/>
       </w:pPr>
       <w:r>
-        <w:rPr>
-          <w:b w:val="0"/>
-          <w:i w:val="0"/>
-        </w:rPr>
+        <w:t>[نص الضبط / الحكم — المتن الفعلي] ===</w:t>
+        <w:br/>
         <w:t>طلب التماس إعادة نظر</w:t>
       </w:r>
     </w:p>

--- a/zaini_case_audit_output/outputs/word/documents/064_طلب التماس 20-10-2025 ـ ناجز (صورة).docx
+++ b/zaini_case_audit_output/outputs/word/documents/064_طلب التماس 20-10-2025 ـ ناجز (صورة).docx
@@ -75,7 +75,7 @@
         <w:bidi/>
       </w:pPr>
       <w:r>
-        <w:t>[نص الضبط / الحكم — المتن الفعلي] ===</w:t>
+        <w:t>[المتن الفعلي: الوقائع / الأسباب / المنطوق] ===</w:t>
         <w:br/>
         <w:t>طلب التماس إعادة نظر</w:t>
       </w:r>

--- a/zaini_case_audit_output/outputs/word/documents/064_طلب التماس 20-10-2025 ـ ناجز (صورة).docx
+++ b/zaini_case_audit_output/outputs/word/documents/064_طلب التماس 20-10-2025 ـ ناجز (صورة).docx
@@ -53,20 +53,6 @@
         <w:t>[مخرج آلي / Script Output - سماوي]  [مخرج آلي يحتاج مراجعة بشرية - وردي]</w:t>
       </w:r>
     </w:p>
-    <w:p>
-      <w:pPr>
-        <w:jc w:val="right"/>
-        <w:bidi/>
-      </w:pPr>
-      <w:r>
-        <w:rPr>
-          <w:b w:val="0"/>
-          <w:i/>
-          <w:color w:val="C00000"/>
-        </w:rPr>
-        <w:t>[نص ممسوح OCR صُحِّح ترتيبه آلياً — قد يحتوي أخطاء طفيفة]</w:t>
-      </w:r>
-    </w:p>
     <w:p/>
     <w:p>
       <w:pPr>
@@ -103,7 +89,7 @@
           <w:b w:val="0"/>
           <w:i w:val="0"/>
         </w:rPr>
-        <w:t>بلطلا ةلاح</w:t>
+        <w:t>حالة الطلب</w:t>
       </w:r>
     </w:p>
     <w:p>
@@ -207,7 +193,7 @@
           <w:b w:val="0"/>
           <w:i w:val="0"/>
         </w:rPr>
-        <w:t>ىلوألا ةجردلا</w:t>
+        <w:t>الدرجة الأولى</w:t>
       </w:r>
     </w:p>
     <w:sectPr>
